--- a/лаб 3/Отчет 3.docx
+++ b/лаб 3/Отчет 3.docx
@@ -928,23 +928,7 @@
           <w:sz w:val="28"/>
           <w:szCs w:val="28"/>
         </w:rPr>
-        <w:t> в Linux/UNIX запускает оболочку (shell</w:t>
-      </w:r>
-      <w:r>
-        <w:rPr>
-          <w:rFonts w:ascii="Times New Roman" w:hAnsi="Times New Roman" w:cs="Times New Roman"/>
-          <w:sz w:val="28"/>
-          <w:szCs w:val="28"/>
-        </w:rPr>
-        <w:t xml:space="preserve">) </w:t>
-      </w:r>
-      <w:r>
-        <w:rPr>
-          <w:rFonts w:ascii="Times New Roman" w:hAnsi="Times New Roman" w:cs="Times New Roman"/>
-          <w:sz w:val="28"/>
-          <w:szCs w:val="28"/>
-        </w:rPr>
-        <w:t xml:space="preserve">с привилегиями суперпользователя (root). </w:t>
+        <w:t xml:space="preserve"> в Linux/UNIX запускает оболочку (shell) с привилегиями суперпользователя (root). </w:t>
       </w:r>
       <w:r>
         <w:rPr>
@@ -973,6 +957,7 @@
       <w:r>
         <w:rPr>
           <w:rFonts w:ascii="Times New Roman" w:hAnsi="Times New Roman" w:cs="Times New Roman"/>
+          <w:noProof/>
           <w:sz w:val="28"/>
           <w:szCs w:val="28"/>
         </w:rPr>
@@ -1033,63 +1018,7 @@
           <w:sz w:val="28"/>
           <w:szCs w:val="28"/>
         </w:rPr>
-        <w:t>Главное, что оказывается необходимым</w:t>
-      </w:r>
-      <w:r>
-        <w:rPr>
-          <w:rFonts w:ascii="Times New Roman" w:hAnsi="Times New Roman" w:cs="Times New Roman"/>
-          <w:sz w:val="28"/>
-          <w:szCs w:val="28"/>
-        </w:rPr>
-        <w:t>, чтобы н</w:t>
-      </w:r>
-      <w:r>
-        <w:rPr>
-          <w:rFonts w:ascii="Times New Roman" w:hAnsi="Times New Roman" w:cs="Times New Roman"/>
-          <w:sz w:val="28"/>
-          <w:szCs w:val="28"/>
-        </w:rPr>
-        <w:t>аучиться собирать программы для RISC-V на x86_64 машине</w:t>
-      </w:r>
-      <w:r>
-        <w:rPr>
-          <w:rFonts w:ascii="Times New Roman" w:hAnsi="Times New Roman" w:cs="Times New Roman"/>
-          <w:sz w:val="28"/>
-          <w:szCs w:val="28"/>
-        </w:rPr>
-        <w:t>,</w:t>
-      </w:r>
-      <w:r>
-        <w:rPr>
-          <w:rFonts w:ascii="Times New Roman" w:hAnsi="Times New Roman" w:cs="Times New Roman"/>
-          <w:sz w:val="28"/>
-          <w:szCs w:val="28"/>
-        </w:rPr>
-        <w:t xml:space="preserve"> — кросс-компилятор.</w:t>
-      </w:r>
-      <w:r>
-        <w:rPr>
-          <w:rFonts w:ascii="Times New Roman" w:hAnsi="Times New Roman" w:cs="Times New Roman"/>
-          <w:sz w:val="28"/>
-          <w:szCs w:val="28"/>
-        </w:rPr>
-        <w:t xml:space="preserve"> Его можно скачать из репозитория </w:t>
-      </w:r>
-      <w:r>
-        <w:rPr>
-          <w:rFonts w:ascii="Times New Roman" w:hAnsi="Times New Roman" w:cs="Times New Roman"/>
-          <w:sz w:val="28"/>
-          <w:szCs w:val="28"/>
-        </w:rPr>
-        <w:t>Sisyphus</w:t>
-      </w:r>
-      <w:r>
-        <w:rPr>
-          <w:rFonts w:ascii="Times New Roman" w:hAnsi="Times New Roman" w:cs="Times New Roman"/>
-          <w:sz w:val="28"/>
-          <w:szCs w:val="28"/>
-        </w:rPr>
-        <w:t xml:space="preserve"> с помощью пакетного менеджера </w:t>
+        <w:t xml:space="preserve">Главное, что оказывается необходимым, чтобы научиться собирать программы для RISC-V на x86_64 машине, — кросс-компилятор. Его можно скачать из репозитория Sisyphus с помощью пакетного менеджера </w:t>
       </w:r>
       <w:r>
         <w:rPr>
@@ -1131,15 +1060,7 @@
           <w:sz w:val="28"/>
           <w:szCs w:val="28"/>
         </w:rPr>
-        <w:t>Узнать, о том, из каких репозиториев пакетный менеджер apt выкачивает программные компаненты можно с помощью следующего вызова:</w:t>
-      </w:r>
-      <w:r>
-        <w:rPr>
-          <w:rFonts w:ascii="Times New Roman" w:hAnsi="Times New Roman" w:cs="Times New Roman"/>
-          <w:sz w:val="28"/>
-          <w:szCs w:val="28"/>
-        </w:rPr>
-        <w:t xml:space="preserve"> </w:t>
+        <w:t xml:space="preserve">Узнать, о том, из каких репозиториев пакетный менеджер apt выкачивает программные компаненты можно с помощью следующего вызова: </w:t>
       </w:r>
       <w:r>
         <w:rPr>
@@ -1155,19 +1076,12 @@
           <w:sz w:val="28"/>
           <w:szCs w:val="28"/>
         </w:rPr>
-        <w:t>.</w:t>
-      </w:r>
-      <w:r>
-        <w:rPr>
-          <w:rFonts w:ascii="Times New Roman" w:hAnsi="Times New Roman" w:cs="Times New Roman"/>
-          <w:sz w:val="28"/>
-          <w:szCs w:val="28"/>
-        </w:rPr>
-        <w:t xml:space="preserve"> </w:t>
-      </w:r>
-      <w:r>
-        <w:rPr>
-          <w:rFonts w:ascii="Times New Roman" w:hAnsi="Times New Roman" w:cs="Times New Roman"/>
+        <w:t xml:space="preserve">. </w:t>
+      </w:r>
+      <w:r>
+        <w:rPr>
+          <w:rFonts w:ascii="Times New Roman" w:hAnsi="Times New Roman" w:cs="Times New Roman"/>
+          <w:noProof/>
           <w:sz w:val="28"/>
           <w:szCs w:val="28"/>
         </w:rPr>
@@ -1213,55 +1127,55 @@
           <w:sz w:val="28"/>
           <w:szCs w:val="28"/>
         </w:rPr>
-        <w:t xml:space="preserve"> Можно увидеть, что уже установлен репозиторий </w:t>
-      </w:r>
-      <w:r>
-        <w:rPr>
-          <w:rFonts w:ascii="Times New Roman" w:hAnsi="Times New Roman" w:cs="Times New Roman"/>
-          <w:sz w:val="28"/>
-          <w:szCs w:val="28"/>
-        </w:rPr>
-        <w:t>Sisyphus</w:t>
-      </w:r>
-      <w:r>
-        <w:rPr>
-          <w:rFonts w:ascii="Times New Roman" w:hAnsi="Times New Roman" w:cs="Times New Roman"/>
-          <w:sz w:val="28"/>
-          <w:szCs w:val="28"/>
-        </w:rPr>
-        <w:t xml:space="preserve">. Но для общности, выполним установку </w:t>
-      </w:r>
-      <w:r>
-        <w:rPr>
-          <w:rFonts w:ascii="Times New Roman" w:hAnsi="Times New Roman" w:cs="Times New Roman"/>
-          <w:sz w:val="28"/>
-          <w:szCs w:val="28"/>
-        </w:rPr>
-        <w:t>репозитори</w:t>
-      </w:r>
-      <w:r>
-        <w:rPr>
-          <w:rFonts w:ascii="Times New Roman" w:hAnsi="Times New Roman" w:cs="Times New Roman"/>
-          <w:sz w:val="28"/>
-          <w:szCs w:val="28"/>
-        </w:rPr>
-        <w:t>я</w:t>
-      </w:r>
-      <w:r>
-        <w:rPr>
-          <w:rFonts w:ascii="Times New Roman" w:hAnsi="Times New Roman" w:cs="Times New Roman"/>
-          <w:sz w:val="28"/>
-          <w:szCs w:val="28"/>
-        </w:rPr>
-        <w:t xml:space="preserve"> Sisyphus</w:t>
-      </w:r>
-      <w:r>
-        <w:rPr>
-          <w:rFonts w:ascii="Times New Roman" w:hAnsi="Times New Roman" w:cs="Times New Roman"/>
-          <w:sz w:val="28"/>
-          <w:szCs w:val="28"/>
-        </w:rPr>
-        <w:t xml:space="preserve">. Для этого удалим текущие репозитории </w:t>
+        <w:t xml:space="preserve"> Можно увидеть, что уже установлен репозиторий Sisyphus. Но для общности, выпол</w:t>
+      </w:r>
+      <w:r>
+        <w:rPr>
+          <w:rFonts w:ascii="Times New Roman" w:hAnsi="Times New Roman" w:cs="Times New Roman"/>
+          <w:sz w:val="28"/>
+          <w:szCs w:val="28"/>
+        </w:rPr>
+        <w:t>нена</w:t>
+      </w:r>
+      <w:r>
+        <w:rPr>
+          <w:rFonts w:ascii="Times New Roman" w:hAnsi="Times New Roman" w:cs="Times New Roman"/>
+          <w:sz w:val="28"/>
+          <w:szCs w:val="28"/>
+        </w:rPr>
+        <w:t xml:space="preserve"> установк</w:t>
+      </w:r>
+      <w:r>
+        <w:rPr>
+          <w:rFonts w:ascii="Times New Roman" w:hAnsi="Times New Roman" w:cs="Times New Roman"/>
+          <w:sz w:val="28"/>
+          <w:szCs w:val="28"/>
+        </w:rPr>
+        <w:t xml:space="preserve">а </w:t>
+      </w:r>
+      <w:r>
+        <w:rPr>
+          <w:rFonts w:ascii="Times New Roman" w:hAnsi="Times New Roman" w:cs="Times New Roman"/>
+          <w:sz w:val="28"/>
+          <w:szCs w:val="28"/>
+        </w:rPr>
+        <w:t>репозитория Sisyphus. Для этого удал</w:t>
+      </w:r>
+      <w:r>
+        <w:rPr>
+          <w:rFonts w:ascii="Times New Roman" w:hAnsi="Times New Roman" w:cs="Times New Roman"/>
+          <w:sz w:val="28"/>
+          <w:szCs w:val="28"/>
+        </w:rPr>
+        <w:t>ены</w:t>
+      </w:r>
+      <w:r>
+        <w:rPr>
+          <w:rFonts w:ascii="Times New Roman" w:hAnsi="Times New Roman" w:cs="Times New Roman"/>
+          <w:sz w:val="28"/>
+          <w:szCs w:val="28"/>
+        </w:rPr>
+        <w:t xml:space="preserve"> текущие репозитории </w:t>
       </w:r>
       <w:r>
         <w:rPr>
@@ -1277,23 +1191,23 @@
           <w:sz w:val="28"/>
           <w:szCs w:val="28"/>
         </w:rPr>
-        <w:t xml:space="preserve">, установим </w:t>
-      </w:r>
-      <w:r>
-        <w:rPr>
-          <w:rFonts w:ascii="Times New Roman" w:hAnsi="Times New Roman" w:cs="Times New Roman"/>
-          <w:sz w:val="28"/>
-          <w:szCs w:val="28"/>
-        </w:rPr>
-        <w:t>Sisyphus</w:t>
-      </w:r>
-      <w:r>
-        <w:rPr>
-          <w:rFonts w:ascii="Times New Roman" w:hAnsi="Times New Roman" w:cs="Times New Roman"/>
-          <w:sz w:val="28"/>
-          <w:szCs w:val="28"/>
-        </w:rPr>
-        <w:t xml:space="preserve"> </w:t>
+        <w:t>, установ</w:t>
+      </w:r>
+      <w:r>
+        <w:rPr>
+          <w:rFonts w:ascii="Times New Roman" w:hAnsi="Times New Roman" w:cs="Times New Roman"/>
+          <w:sz w:val="28"/>
+          <w:szCs w:val="28"/>
+        </w:rPr>
+        <w:t>лены</w:t>
+      </w:r>
+      <w:r>
+        <w:rPr>
+          <w:rFonts w:ascii="Times New Roman" w:hAnsi="Times New Roman" w:cs="Times New Roman"/>
+          <w:sz w:val="28"/>
+          <w:szCs w:val="28"/>
+        </w:rPr>
+        <w:t xml:space="preserve"> Sisyphus </w:t>
       </w:r>
       <w:r>
         <w:rPr>
@@ -1309,7 +1223,23 @@
           <w:sz w:val="28"/>
           <w:szCs w:val="28"/>
         </w:rPr>
-        <w:t xml:space="preserve">, и обновим список пакетов </w:t>
+        <w:t>, и обнов</w:t>
+      </w:r>
+      <w:r>
+        <w:rPr>
+          <w:rFonts w:ascii="Times New Roman" w:hAnsi="Times New Roman" w:cs="Times New Roman"/>
+          <w:sz w:val="28"/>
+          <w:szCs w:val="28"/>
+        </w:rPr>
+        <w:t>лён</w:t>
+      </w:r>
+      <w:r>
+        <w:rPr>
+          <w:rFonts w:ascii="Times New Roman" w:hAnsi="Times New Roman" w:cs="Times New Roman"/>
+          <w:sz w:val="28"/>
+          <w:szCs w:val="28"/>
+        </w:rPr>
+        <w:t xml:space="preserve"> список пакетов </w:t>
       </w:r>
       <w:r>
         <w:rPr>
@@ -1330,6 +1260,7 @@
       <w:r>
         <w:rPr>
           <w:rFonts w:ascii="Times New Roman" w:hAnsi="Times New Roman" w:cs="Times New Roman"/>
+          <w:noProof/>
           <w:sz w:val="28"/>
           <w:szCs w:val="28"/>
         </w:rPr>
@@ -1375,15 +1306,63 @@
           <w:sz w:val="28"/>
           <w:szCs w:val="28"/>
         </w:rPr>
-        <w:t xml:space="preserve"> Видим, что репозиторий успешно установлен, и пакетный менеджер готов к скачиваю компонентов из данного репозитория. Теперь установим </w:t>
-      </w:r>
-      <w:r>
-        <w:rPr>
-          <w:rFonts w:ascii="Times New Roman" w:hAnsi="Times New Roman" w:cs="Times New Roman"/>
-          <w:sz w:val="28"/>
-          <w:szCs w:val="28"/>
-        </w:rPr>
-        <w:t>специальный тулчейн с кросс-</w:t>
+        <w:t>Можно увидеть</w:t>
+      </w:r>
+      <w:r>
+        <w:rPr>
+          <w:rFonts w:ascii="Times New Roman" w:hAnsi="Times New Roman" w:cs="Times New Roman"/>
+          <w:sz w:val="28"/>
+          <w:szCs w:val="28"/>
+        </w:rPr>
+        <w:t>, что репозиторий успешно установ</w:t>
+      </w:r>
+      <w:r>
+        <w:rPr>
+          <w:rFonts w:ascii="Times New Roman" w:hAnsi="Times New Roman" w:cs="Times New Roman"/>
+          <w:sz w:val="28"/>
+          <w:szCs w:val="28"/>
+        </w:rPr>
+        <w:t>ился</w:t>
+      </w:r>
+      <w:r>
+        <w:rPr>
+          <w:rFonts w:ascii="Times New Roman" w:hAnsi="Times New Roman" w:cs="Times New Roman"/>
+          <w:sz w:val="28"/>
+          <w:szCs w:val="28"/>
+        </w:rPr>
+        <w:t>, и пакетный менеджер готов к скачиваю компонентов из данного репозитория.</w:t>
+      </w:r>
+      <w:r>
+        <w:rPr>
+          <w:rFonts w:ascii="Times New Roman" w:hAnsi="Times New Roman" w:cs="Times New Roman"/>
+          <w:sz w:val="28"/>
+          <w:szCs w:val="28"/>
+        </w:rPr>
+        <w:t xml:space="preserve"> Далее</w:t>
+      </w:r>
+      <w:r>
+        <w:rPr>
+          <w:rFonts w:ascii="Times New Roman" w:hAnsi="Times New Roman" w:cs="Times New Roman"/>
+          <w:sz w:val="28"/>
+          <w:szCs w:val="28"/>
+        </w:rPr>
+        <w:t xml:space="preserve"> установ</w:t>
+      </w:r>
+      <w:r>
+        <w:rPr>
+          <w:rFonts w:ascii="Times New Roman" w:hAnsi="Times New Roman" w:cs="Times New Roman"/>
+          <w:sz w:val="28"/>
+          <w:szCs w:val="28"/>
+        </w:rPr>
+        <w:t>лен</w:t>
+      </w:r>
+      <w:r>
+        <w:rPr>
+          <w:rFonts w:ascii="Times New Roman" w:hAnsi="Times New Roman" w:cs="Times New Roman"/>
+          <w:sz w:val="28"/>
+          <w:szCs w:val="28"/>
+        </w:rPr>
+        <w:t xml:space="preserve"> специальный тулчейн </w:t>
       </w:r>
       <w:r>
         <w:rPr>
@@ -1392,7 +1371,7 @@
           <w:szCs w:val="28"/>
         </w:rPr>
         <w:lastRenderedPageBreak/>
-        <w:t>компилятором</w:t>
+        <w:t>с кросс-компилятором</w:t>
       </w:r>
       <w:r>
         <w:rPr>
@@ -1421,6 +1400,7 @@
       <w:r>
         <w:rPr>
           <w:rFonts w:ascii="Times New Roman" w:hAnsi="Times New Roman" w:cs="Times New Roman"/>
+          <w:noProof/>
           <w:sz w:val="28"/>
           <w:szCs w:val="28"/>
         </w:rPr>
@@ -1466,7 +1446,23 @@
           <w:sz w:val="28"/>
           <w:szCs w:val="28"/>
         </w:rPr>
-        <w:t xml:space="preserve"> Видим, что </w:t>
+        <w:t xml:space="preserve"> Вид</w:t>
+      </w:r>
+      <w:r>
+        <w:rPr>
+          <w:rFonts w:ascii="Times New Roman" w:hAnsi="Times New Roman" w:cs="Times New Roman"/>
+          <w:sz w:val="28"/>
+          <w:szCs w:val="28"/>
+        </w:rPr>
+        <w:t>но</w:t>
+      </w:r>
+      <w:r>
+        <w:rPr>
+          <w:rFonts w:ascii="Times New Roman" w:hAnsi="Times New Roman" w:cs="Times New Roman"/>
+          <w:sz w:val="28"/>
+          <w:szCs w:val="28"/>
+        </w:rPr>
+        <w:t xml:space="preserve">, что </w:t>
       </w:r>
       <w:r>
         <w:rPr>
@@ -1487,6 +1483,7 @@
       <w:r>
         <w:rPr>
           <w:rFonts w:ascii="Times New Roman" w:hAnsi="Times New Roman" w:cs="Times New Roman"/>
+          <w:noProof/>
           <w:sz w:val="28"/>
           <w:szCs w:val="28"/>
         </w:rPr>
@@ -1596,7 +1593,39 @@
           <w:sz w:val="28"/>
           <w:szCs w:val="28"/>
         </w:rPr>
-        <w:t xml:space="preserve">Выполним команду открытия редактора </w:t>
+        <w:t>Выполн</w:t>
+      </w:r>
+      <w:r>
+        <w:rPr>
+          <w:rFonts w:ascii="Times New Roman" w:hAnsi="Times New Roman" w:cs="Times New Roman"/>
+          <w:sz w:val="28"/>
+          <w:szCs w:val="28"/>
+        </w:rPr>
+        <w:t>ена</w:t>
+      </w:r>
+      <w:r>
+        <w:rPr>
+          <w:rFonts w:ascii="Times New Roman" w:hAnsi="Times New Roman" w:cs="Times New Roman"/>
+          <w:sz w:val="28"/>
+          <w:szCs w:val="28"/>
+        </w:rPr>
+        <w:t xml:space="preserve"> команд</w:t>
+      </w:r>
+      <w:r>
+        <w:rPr>
+          <w:rFonts w:ascii="Times New Roman" w:hAnsi="Times New Roman" w:cs="Times New Roman"/>
+          <w:sz w:val="28"/>
+          <w:szCs w:val="28"/>
+        </w:rPr>
+        <w:t>а</w:t>
+      </w:r>
+      <w:r>
+        <w:rPr>
+          <w:rFonts w:ascii="Times New Roman" w:hAnsi="Times New Roman" w:cs="Times New Roman"/>
+          <w:sz w:val="28"/>
+          <w:szCs w:val="28"/>
+        </w:rPr>
+        <w:t xml:space="preserve"> открытия редактора </w:t>
       </w:r>
       <w:r>
         <w:rPr>
@@ -1790,23 +1819,23 @@
           <w:sz w:val="28"/>
           <w:szCs w:val="28"/>
         </w:rPr>
-        <w:t>.</w:t>
-      </w:r>
-      <w:r>
-        <w:rPr>
-          <w:rFonts w:ascii="Times New Roman" w:hAnsi="Times New Roman" w:cs="Times New Roman"/>
-          <w:sz w:val="28"/>
-          <w:szCs w:val="28"/>
-        </w:rPr>
-        <w:t xml:space="preserve"> И введём код </w:t>
-      </w:r>
-      <w:r>
-        <w:rPr>
-          <w:rFonts w:ascii="Times New Roman" w:hAnsi="Times New Roman" w:cs="Times New Roman"/>
-          <w:sz w:val="28"/>
-          <w:szCs w:val="28"/>
-        </w:rPr>
-        <w:t xml:space="preserve">написанной на языке программирования </w:t>
+        <w:t>. И введ</w:t>
+      </w:r>
+      <w:r>
+        <w:rPr>
+          <w:rFonts w:ascii="Times New Roman" w:hAnsi="Times New Roman" w:cs="Times New Roman"/>
+          <w:sz w:val="28"/>
+          <w:szCs w:val="28"/>
+        </w:rPr>
+        <w:t>ён</w:t>
+      </w:r>
+      <w:r>
+        <w:rPr>
+          <w:rFonts w:ascii="Times New Roman" w:hAnsi="Times New Roman" w:cs="Times New Roman"/>
+          <w:sz w:val="28"/>
+          <w:szCs w:val="28"/>
+        </w:rPr>
+        <w:t xml:space="preserve"> код написанной на языке программирования </w:t>
       </w:r>
       <w:r>
         <w:rPr>
@@ -2753,7 +2782,47 @@
           <w:sz w:val="28"/>
           <w:szCs w:val="28"/>
         </w:rPr>
-        <w:t>Сохраняем файл и выходим из текстового редактора.</w:t>
+        <w:t>Выполнено с</w:t>
+      </w:r>
+      <w:r>
+        <w:rPr>
+          <w:rFonts w:ascii="Times New Roman" w:hAnsi="Times New Roman" w:cs="Times New Roman"/>
+          <w:sz w:val="28"/>
+          <w:szCs w:val="28"/>
+        </w:rPr>
+        <w:t>охран</w:t>
+      </w:r>
+      <w:r>
+        <w:rPr>
+          <w:rFonts w:ascii="Times New Roman" w:hAnsi="Times New Roman" w:cs="Times New Roman"/>
+          <w:sz w:val="28"/>
+          <w:szCs w:val="28"/>
+        </w:rPr>
+        <w:t>ение</w:t>
+      </w:r>
+      <w:r>
+        <w:rPr>
+          <w:rFonts w:ascii="Times New Roman" w:hAnsi="Times New Roman" w:cs="Times New Roman"/>
+          <w:sz w:val="28"/>
+          <w:szCs w:val="28"/>
+        </w:rPr>
+        <w:t xml:space="preserve"> файл</w:t>
+      </w:r>
+      <w:r>
+        <w:rPr>
+          <w:rFonts w:ascii="Times New Roman" w:hAnsi="Times New Roman" w:cs="Times New Roman"/>
+          <w:sz w:val="28"/>
+          <w:szCs w:val="28"/>
+        </w:rPr>
+        <w:t>а</w:t>
+      </w:r>
+      <w:r>
+        <w:rPr>
+          <w:rFonts w:ascii="Times New Roman" w:hAnsi="Times New Roman" w:cs="Times New Roman"/>
+          <w:sz w:val="28"/>
+          <w:szCs w:val="28"/>
+        </w:rPr>
+        <w:t xml:space="preserve"> и выход из текстового редактора.</w:t>
       </w:r>
     </w:p>
     <w:p>
@@ -2768,6 +2837,7 @@
       <w:r>
         <w:rPr>
           <w:rFonts w:ascii="Times New Roman" w:hAnsi="Times New Roman" w:cs="Times New Roman"/>
+          <w:noProof/>
           <w:sz w:val="28"/>
           <w:szCs w:val="28"/>
         </w:rPr>
@@ -2828,7 +2898,31 @@
           <w:sz w:val="28"/>
           <w:szCs w:val="28"/>
         </w:rPr>
-        <w:t xml:space="preserve">Теперь скомпилируем этот код в программу для </w:t>
+        <w:t xml:space="preserve">Далее был </w:t>
+      </w:r>
+      <w:r>
+        <w:rPr>
+          <w:rFonts w:ascii="Times New Roman" w:hAnsi="Times New Roman" w:cs="Times New Roman"/>
+          <w:sz w:val="28"/>
+          <w:szCs w:val="28"/>
+        </w:rPr>
+        <w:t>скомпилир</w:t>
+      </w:r>
+      <w:r>
+        <w:rPr>
+          <w:rFonts w:ascii="Times New Roman" w:hAnsi="Times New Roman" w:cs="Times New Roman"/>
+          <w:sz w:val="28"/>
+          <w:szCs w:val="28"/>
+        </w:rPr>
+        <w:t>ован</w:t>
+      </w:r>
+      <w:r>
+        <w:rPr>
+          <w:rFonts w:ascii="Times New Roman" w:hAnsi="Times New Roman" w:cs="Times New Roman"/>
+          <w:sz w:val="28"/>
+          <w:szCs w:val="28"/>
+        </w:rPr>
+        <w:t xml:space="preserve"> этот код в программу для </w:t>
       </w:r>
       <w:r>
         <w:rPr>
@@ -2977,24 +3071,165 @@
           <w:sz w:val="28"/>
           <w:szCs w:val="28"/>
         </w:rPr>
-        <w:t xml:space="preserve">Для этого выполним команду </w:t>
-      </w:r>
-      <w:r>
-        <w:rPr>
-          <w:rFonts w:ascii="Cascadia Code" w:hAnsi="Cascadia Code" w:cs="Times New Roman"/>
-          <w:sz w:val="28"/>
-          <w:szCs w:val="28"/>
-        </w:rPr>
-        <w:t>riscv64-linux-gnu-gcc -o</w:t>
-      </w:r>
-      <w:r>
-        <w:rPr>
-          <w:rFonts w:ascii="Cascadia Code" w:hAnsi="Cascadia Code" w:cs="Times New Roman"/>
+        <w:t>Для</w:t>
+      </w:r>
+      <w:r>
+        <w:rPr>
+          <w:rFonts w:ascii="Times New Roman" w:hAnsi="Times New Roman" w:cs="Times New Roman"/>
           <w:sz w:val="28"/>
           <w:szCs w:val="28"/>
         </w:rPr>
         <w:t xml:space="preserve"> </w:t>
       </w:r>
+      <w:r>
+        <w:rPr>
+          <w:rFonts w:ascii="Times New Roman" w:hAnsi="Times New Roman" w:cs="Times New Roman"/>
+          <w:sz w:val="28"/>
+          <w:szCs w:val="28"/>
+        </w:rPr>
+        <w:t>этого</w:t>
+      </w:r>
+      <w:r>
+        <w:rPr>
+          <w:rFonts w:ascii="Times New Roman" w:hAnsi="Times New Roman" w:cs="Times New Roman"/>
+          <w:sz w:val="28"/>
+          <w:szCs w:val="28"/>
+        </w:rPr>
+        <w:t xml:space="preserve"> </w:t>
+      </w:r>
+      <w:r>
+        <w:rPr>
+          <w:rFonts w:ascii="Times New Roman" w:hAnsi="Times New Roman" w:cs="Times New Roman"/>
+          <w:sz w:val="28"/>
+          <w:szCs w:val="28"/>
+        </w:rPr>
+        <w:t>выполн</w:t>
+      </w:r>
+      <w:r>
+        <w:rPr>
+          <w:rFonts w:ascii="Times New Roman" w:hAnsi="Times New Roman" w:cs="Times New Roman"/>
+          <w:sz w:val="28"/>
+          <w:szCs w:val="28"/>
+        </w:rPr>
+        <w:t>ена</w:t>
+      </w:r>
+      <w:r>
+        <w:rPr>
+          <w:rFonts w:ascii="Times New Roman" w:hAnsi="Times New Roman" w:cs="Times New Roman"/>
+          <w:sz w:val="28"/>
+          <w:szCs w:val="28"/>
+        </w:rPr>
+        <w:t xml:space="preserve"> </w:t>
+      </w:r>
+      <w:r>
+        <w:rPr>
+          <w:rFonts w:ascii="Times New Roman" w:hAnsi="Times New Roman" w:cs="Times New Roman"/>
+          <w:sz w:val="28"/>
+          <w:szCs w:val="28"/>
+        </w:rPr>
+        <w:t>команд</w:t>
+      </w:r>
+      <w:r>
+        <w:rPr>
+          <w:rFonts w:ascii="Times New Roman" w:hAnsi="Times New Roman" w:cs="Times New Roman"/>
+          <w:sz w:val="28"/>
+          <w:szCs w:val="28"/>
+        </w:rPr>
+        <w:t>а</w:t>
+      </w:r>
+      <w:r>
+        <w:rPr>
+          <w:rFonts w:ascii="Times New Roman" w:hAnsi="Times New Roman" w:cs="Times New Roman"/>
+          <w:sz w:val="28"/>
+          <w:szCs w:val="28"/>
+        </w:rPr>
+        <w:t xml:space="preserve"> </w:t>
+      </w:r>
+      <w:r>
+        <w:rPr>
+          <w:rFonts w:ascii="Cascadia Code" w:hAnsi="Cascadia Code" w:cs="Times New Roman"/>
+          <w:sz w:val="28"/>
+          <w:szCs w:val="28"/>
+          <w:lang w:val="en-US"/>
+        </w:rPr>
+        <w:t>riscv</w:t>
+      </w:r>
+      <w:r>
+        <w:rPr>
+          <w:rFonts w:ascii="Cascadia Code" w:hAnsi="Cascadia Code" w:cs="Times New Roman"/>
+          <w:sz w:val="28"/>
+          <w:szCs w:val="28"/>
+        </w:rPr>
+        <w:t>64-</w:t>
+      </w:r>
+      <w:r>
+        <w:rPr>
+          <w:rFonts w:ascii="Cascadia Code" w:hAnsi="Cascadia Code" w:cs="Times New Roman"/>
+          <w:sz w:val="28"/>
+          <w:szCs w:val="28"/>
+          <w:lang w:val="en-US"/>
+        </w:rPr>
+        <w:t>linux</w:t>
+      </w:r>
+      <w:r>
+        <w:rPr>
+          <w:rFonts w:ascii="Cascadia Code" w:hAnsi="Cascadia Code" w:cs="Times New Roman"/>
+          <w:sz w:val="28"/>
+          <w:szCs w:val="28"/>
+        </w:rPr>
+        <w:t>-</w:t>
+      </w:r>
+      <w:r>
+        <w:rPr>
+          <w:rFonts w:ascii="Cascadia Code" w:hAnsi="Cascadia Code" w:cs="Times New Roman"/>
+          <w:sz w:val="28"/>
+          <w:szCs w:val="28"/>
+          <w:lang w:val="en-US"/>
+        </w:rPr>
+        <w:t>gnu</w:t>
+      </w:r>
+      <w:r>
+        <w:rPr>
+          <w:rFonts w:ascii="Cascadia Code" w:hAnsi="Cascadia Code" w:cs="Times New Roman"/>
+          <w:sz w:val="28"/>
+          <w:szCs w:val="28"/>
+        </w:rPr>
+        <w:t>-</w:t>
+      </w:r>
+      <w:r>
+        <w:rPr>
+          <w:rFonts w:ascii="Cascadia Code" w:hAnsi="Cascadia Code" w:cs="Times New Roman"/>
+          <w:sz w:val="28"/>
+          <w:szCs w:val="28"/>
+          <w:lang w:val="en-US"/>
+        </w:rPr>
+        <w:t>gcc</w:t>
+      </w:r>
+      <w:r>
+        <w:rPr>
+          <w:rFonts w:ascii="Cascadia Code" w:hAnsi="Cascadia Code" w:cs="Times New Roman"/>
+          <w:sz w:val="28"/>
+          <w:szCs w:val="28"/>
+        </w:rPr>
+        <w:t xml:space="preserve"> -</w:t>
+      </w:r>
+      <w:r>
+        <w:rPr>
+          <w:rFonts w:ascii="Cascadia Code" w:hAnsi="Cascadia Code" w:cs="Times New Roman"/>
+          <w:sz w:val="28"/>
+          <w:szCs w:val="28"/>
+          <w:lang w:val="en-US"/>
+        </w:rPr>
+        <w:t>o</w:t>
+      </w:r>
+      <w:r>
+        <w:rPr>
+          <w:rFonts w:ascii="Cascadia Code" w:hAnsi="Cascadia Code" w:cs="Times New Roman"/>
+          <w:sz w:val="28"/>
+          <w:szCs w:val="28"/>
+        </w:rPr>
+        <w:t xml:space="preserve"> </w:t>
+      </w:r>
       <w:bookmarkStart w:id="0" w:name="_Hlk223551858"/>
       <w:r>
         <w:rPr>
@@ -3148,35 +3383,29 @@
           <w:sz w:val="28"/>
           <w:szCs w:val="28"/>
         </w:rPr>
-        <w:t xml:space="preserve"> </w:t>
-      </w:r>
-      <w:r>
-        <w:rPr>
-          <w:rFonts w:ascii="Cascadia Code" w:hAnsi="Cascadia Code" w:cs="Times New Roman"/>
-          <w:sz w:val="28"/>
-          <w:szCs w:val="28"/>
-        </w:rPr>
-        <w:t>-static</w:t>
-      </w:r>
-      <w:r>
-        <w:rPr>
-          <w:rFonts w:ascii="Times New Roman" w:hAnsi="Times New Roman" w:cs="Times New Roman"/>
-          <w:sz w:val="28"/>
-          <w:szCs w:val="28"/>
-        </w:rPr>
-        <w:t>.</w:t>
-      </w:r>
-      <w:r>
-        <w:rPr>
-          <w:rFonts w:ascii="Times New Roman" w:hAnsi="Times New Roman" w:cs="Times New Roman"/>
-          <w:sz w:val="28"/>
-          <w:szCs w:val="28"/>
-        </w:rPr>
-        <w:t xml:space="preserve"> </w:t>
-      </w:r>
-      <w:r>
-        <w:rPr>
-          <w:rFonts w:ascii="Times New Roman" w:hAnsi="Times New Roman" w:cs="Times New Roman"/>
+        <w:t xml:space="preserve"> -</w:t>
+      </w:r>
+      <w:r>
+        <w:rPr>
+          <w:rFonts w:ascii="Cascadia Code" w:hAnsi="Cascadia Code" w:cs="Times New Roman"/>
+          <w:sz w:val="28"/>
+          <w:szCs w:val="28"/>
+          <w:lang w:val="en-US"/>
+        </w:rPr>
+        <w:t>static</w:t>
+      </w:r>
+      <w:r>
+        <w:rPr>
+          <w:rFonts w:ascii="Times New Roman" w:hAnsi="Times New Roman" w:cs="Times New Roman"/>
+          <w:sz w:val="28"/>
+          <w:szCs w:val="28"/>
+        </w:rPr>
+        <w:t xml:space="preserve">. </w:t>
+      </w:r>
+      <w:r>
+        <w:rPr>
+          <w:rFonts w:ascii="Times New Roman" w:hAnsi="Times New Roman" w:cs="Times New Roman"/>
+          <w:noProof/>
           <w:sz w:val="28"/>
           <w:szCs w:val="28"/>
         </w:rPr>
@@ -3230,14 +3459,6 @@
           <w:sz w:val="28"/>
           <w:szCs w:val="28"/>
         </w:rPr>
-        <w:t xml:space="preserve"> В результате выполнения команды в терминал ничего не вывело, что говорит о безошибочной и успешной компиляции. Убедиться в этом можем увидев готовый к выполнению</w:t>
-      </w:r>
-      <w:r>
-        <w:rPr>
-          <w:rFonts w:ascii="Times New Roman" w:hAnsi="Times New Roman" w:cs="Times New Roman"/>
-          <w:sz w:val="28"/>
-          <w:szCs w:val="28"/>
-        </w:rPr>
         <w:t xml:space="preserve"> </w:t>
       </w:r>
       <w:r>
@@ -3246,6 +3467,38 @@
           <w:sz w:val="28"/>
           <w:szCs w:val="28"/>
         </w:rPr>
+        <w:t>В результате выполнения команды в терминал ничего не вывело, что говорит о безошибочной и успешной компиляции. Убедиться в этом мож</w:t>
+      </w:r>
+      <w:r>
+        <w:rPr>
+          <w:rFonts w:ascii="Times New Roman" w:hAnsi="Times New Roman" w:cs="Times New Roman"/>
+          <w:sz w:val="28"/>
+          <w:szCs w:val="28"/>
+        </w:rPr>
+        <w:t>но,</w:t>
+      </w:r>
+      <w:r>
+        <w:rPr>
+          <w:rFonts w:ascii="Times New Roman" w:hAnsi="Times New Roman" w:cs="Times New Roman"/>
+          <w:sz w:val="28"/>
+          <w:szCs w:val="28"/>
+        </w:rPr>
+        <w:t xml:space="preserve"> увидев готовый к выполнению</w:t>
+      </w:r>
+      <w:r>
+        <w:rPr>
+          <w:rFonts w:ascii="Times New Roman" w:hAnsi="Times New Roman" w:cs="Times New Roman"/>
+          <w:sz w:val="28"/>
+          <w:szCs w:val="28"/>
+        </w:rPr>
+        <w:t xml:space="preserve"> </w:t>
+      </w:r>
+      <w:r>
+        <w:rPr>
+          <w:rFonts w:ascii="Times New Roman" w:hAnsi="Times New Roman" w:cs="Times New Roman"/>
+          <w:sz w:val="28"/>
+          <w:szCs w:val="28"/>
+        </w:rPr>
         <w:t xml:space="preserve">на </w:t>
       </w:r>
       <w:r>
@@ -3304,7 +3557,23 @@
           <w:sz w:val="28"/>
           <w:szCs w:val="28"/>
         </w:rPr>
-        <w:t xml:space="preserve">, имя которой было указано в качестве аргумента компилятору. </w:t>
+        <w:t>, имя которо</w:t>
+      </w:r>
+      <w:r>
+        <w:rPr>
+          <w:rFonts w:ascii="Times New Roman" w:hAnsi="Times New Roman" w:cs="Times New Roman"/>
+          <w:sz w:val="28"/>
+          <w:szCs w:val="28"/>
+        </w:rPr>
+        <w:t>го</w:t>
+      </w:r>
+      <w:r>
+        <w:rPr>
+          <w:rFonts w:ascii="Times New Roman" w:hAnsi="Times New Roman" w:cs="Times New Roman"/>
+          <w:sz w:val="28"/>
+          <w:szCs w:val="28"/>
+        </w:rPr>
+        <w:t xml:space="preserve"> было указано в качестве аргумента компилятору. </w:t>
       </w:r>
       <w:r>
         <w:rPr>
@@ -3337,7 +3606,23 @@
           <w:sz w:val="28"/>
           <w:szCs w:val="28"/>
         </w:rPr>
-        <w:t xml:space="preserve">машине скомпилированный файл запустить просто так не получится. А передавать программу сразу на целевую машину бывает не всегда удобно, потому что при первых запусках могут быть обнаружены недочеты в её работе, или же целевая машина может недоступна к использованию. Чтобы ускорить разработку можно использовать эмулятор </w:t>
+        <w:t xml:space="preserve">машине скомпилированный файл запустить просто так не получится. А передавать программу сразу на целевую машину бывает не всегда удобно, потому что при первых запусках могут быть обнаружены недочеты в её работе, или же целевая машина может </w:t>
+      </w:r>
+      <w:r>
+        <w:rPr>
+          <w:rFonts w:ascii="Times New Roman" w:hAnsi="Times New Roman" w:cs="Times New Roman"/>
+          <w:sz w:val="28"/>
+          <w:szCs w:val="28"/>
+        </w:rPr>
+        <w:t xml:space="preserve">быть </w:t>
+      </w:r>
+      <w:r>
+        <w:rPr>
+          <w:rFonts w:ascii="Times New Roman" w:hAnsi="Times New Roman" w:cs="Times New Roman"/>
+          <w:sz w:val="28"/>
+          <w:szCs w:val="28"/>
+        </w:rPr>
+        <w:t xml:space="preserve">недоступна к использованию. Чтобы ускорить разработку можно использовать эмулятор </w:t>
       </w:r>
       <w:r>
         <w:rPr>
@@ -3435,7 +3720,23 @@
           <w:sz w:val="28"/>
           <w:szCs w:val="28"/>
         </w:rPr>
-        <w:t xml:space="preserve">Установим </w:t>
+        <w:t>Установ</w:t>
+      </w:r>
+      <w:r>
+        <w:rPr>
+          <w:rFonts w:ascii="Times New Roman" w:hAnsi="Times New Roman" w:cs="Times New Roman"/>
+          <w:sz w:val="28"/>
+          <w:szCs w:val="28"/>
+        </w:rPr>
+        <w:t>лен</w:t>
+      </w:r>
+      <w:r>
+        <w:rPr>
+          <w:rFonts w:ascii="Times New Roman" w:hAnsi="Times New Roman" w:cs="Times New Roman"/>
+          <w:sz w:val="28"/>
+          <w:szCs w:val="28"/>
+        </w:rPr>
+        <w:t xml:space="preserve"> </w:t>
       </w:r>
       <w:r>
         <w:rPr>
@@ -3481,6 +3782,7 @@
       <w:r>
         <w:rPr>
           <w:rFonts w:ascii="Times New Roman" w:hAnsi="Times New Roman" w:cs="Times New Roman"/>
+          <w:noProof/>
           <w:sz w:val="28"/>
           <w:szCs w:val="28"/>
         </w:rPr>
@@ -3634,7 +3936,23 @@
           <w:sz w:val="28"/>
           <w:szCs w:val="28"/>
         </w:rPr>
-        <w:t xml:space="preserve">Теперь попробуем запустить </w:t>
+        <w:t>Теперь</w:t>
+      </w:r>
+      <w:r>
+        <w:rPr>
+          <w:rFonts w:ascii="Times New Roman" w:hAnsi="Times New Roman" w:cs="Times New Roman"/>
+          <w:sz w:val="28"/>
+          <w:szCs w:val="28"/>
+        </w:rPr>
+        <w:t xml:space="preserve"> можно</w:t>
+      </w:r>
+      <w:r>
+        <w:rPr>
+          <w:rFonts w:ascii="Times New Roman" w:hAnsi="Times New Roman" w:cs="Times New Roman"/>
+          <w:sz w:val="28"/>
+          <w:szCs w:val="28"/>
+        </w:rPr>
+        <w:t xml:space="preserve"> запустить </w:t>
       </w:r>
       <w:r>
         <w:rPr>
@@ -3681,6 +3999,7 @@
       <w:r>
         <w:rPr>
           <w:rFonts w:ascii="Times New Roman" w:hAnsi="Times New Roman" w:cs="Times New Roman"/>
+          <w:noProof/>
           <w:sz w:val="28"/>
           <w:szCs w:val="28"/>
         </w:rPr>
@@ -3793,7 +4112,23 @@
           <w:sz w:val="28"/>
           <w:szCs w:val="28"/>
         </w:rPr>
-        <w:t xml:space="preserve">машине используя эмулятор </w:t>
+        <w:t>машине</w:t>
+      </w:r>
+      <w:r>
+        <w:rPr>
+          <w:rFonts w:ascii="Times New Roman" w:hAnsi="Times New Roman" w:cs="Times New Roman"/>
+          <w:sz w:val="28"/>
+          <w:szCs w:val="28"/>
+        </w:rPr>
+        <w:t>,</w:t>
+      </w:r>
+      <w:r>
+        <w:rPr>
+          <w:rFonts w:ascii="Times New Roman" w:hAnsi="Times New Roman" w:cs="Times New Roman"/>
+          <w:sz w:val="28"/>
+          <w:szCs w:val="28"/>
+        </w:rPr>
+        <w:t xml:space="preserve"> используя эмулятор </w:t>
       </w:r>
       <w:r>
         <w:rPr>
@@ -3868,7 +4203,383 @@
           <w:szCs w:val="28"/>
         </w:rPr>
         <w:lastRenderedPageBreak/>
-        <w:t xml:space="preserve">Уведившись, что программа работает, выполним передачу исполняемого файла на одноплатный компьютер, для которого и создавалась программа. По полученным знаниям после выполнения лабораторных работ 1 и 2 подключим одноплатный компьютер </w:t>
+        <w:t>У</w:t>
+      </w:r>
+      <w:r>
+        <w:rPr>
+          <w:rFonts w:ascii="Times New Roman" w:hAnsi="Times New Roman" w:cs="Times New Roman"/>
+          <w:sz w:val="28"/>
+          <w:szCs w:val="28"/>
+        </w:rPr>
+        <w:t>б</w:t>
+      </w:r>
+      <w:r>
+        <w:rPr>
+          <w:rFonts w:ascii="Times New Roman" w:hAnsi="Times New Roman" w:cs="Times New Roman"/>
+          <w:sz w:val="28"/>
+          <w:szCs w:val="28"/>
+        </w:rPr>
+        <w:t>едившись, что программа работает, выполн</w:t>
+      </w:r>
+      <w:r>
+        <w:rPr>
+          <w:rFonts w:ascii="Times New Roman" w:hAnsi="Times New Roman" w:cs="Times New Roman"/>
+          <w:sz w:val="28"/>
+          <w:szCs w:val="28"/>
+        </w:rPr>
+        <w:t>ена</w:t>
+      </w:r>
+      <w:r>
+        <w:rPr>
+          <w:rFonts w:ascii="Times New Roman" w:hAnsi="Times New Roman" w:cs="Times New Roman"/>
+          <w:sz w:val="28"/>
+          <w:szCs w:val="28"/>
+        </w:rPr>
+        <w:t xml:space="preserve"> передач</w:t>
+      </w:r>
+      <w:r>
+        <w:rPr>
+          <w:rFonts w:ascii="Times New Roman" w:hAnsi="Times New Roman" w:cs="Times New Roman"/>
+          <w:sz w:val="28"/>
+          <w:szCs w:val="28"/>
+        </w:rPr>
+        <w:t>а</w:t>
+      </w:r>
+      <w:r>
+        <w:rPr>
+          <w:rFonts w:ascii="Times New Roman" w:hAnsi="Times New Roman" w:cs="Times New Roman"/>
+          <w:sz w:val="28"/>
+          <w:szCs w:val="28"/>
+        </w:rPr>
+        <w:t xml:space="preserve"> исполняемого файла на одноплатный компьютер, для которого и создавалась программа. По полученным знаниям после выполнения лабораторных работ 1 и 2 подключ</w:t>
+      </w:r>
+      <w:r>
+        <w:rPr>
+          <w:rFonts w:ascii="Times New Roman" w:hAnsi="Times New Roman" w:cs="Times New Roman"/>
+          <w:sz w:val="28"/>
+          <w:szCs w:val="28"/>
+        </w:rPr>
+        <w:t>ён</w:t>
+      </w:r>
+      <w:r>
+        <w:rPr>
+          <w:rFonts w:ascii="Times New Roman" w:hAnsi="Times New Roman" w:cs="Times New Roman"/>
+          <w:sz w:val="28"/>
+          <w:szCs w:val="28"/>
+        </w:rPr>
+        <w:t xml:space="preserve"> одноплатный компьютер</w:t>
+      </w:r>
+      <w:r>
+        <w:rPr>
+          <w:rFonts w:ascii="Times New Roman" w:hAnsi="Times New Roman" w:cs="Times New Roman"/>
+          <w:sz w:val="28"/>
+          <w:szCs w:val="28"/>
+        </w:rPr>
+        <w:t xml:space="preserve"> </w:t>
+      </w:r>
+      <w:r>
+        <w:rPr>
+          <w:rFonts w:ascii="Times New Roman" w:hAnsi="Times New Roman" w:cs="Times New Roman"/>
+          <w:sz w:val="28"/>
+          <w:szCs w:val="28"/>
+        </w:rPr>
+        <w:t xml:space="preserve">и подготовлен к получению файла по </w:t>
+      </w:r>
+      <w:r>
+        <w:rPr>
+          <w:rFonts w:ascii="Times New Roman" w:hAnsi="Times New Roman" w:cs="Times New Roman"/>
+          <w:sz w:val="28"/>
+          <w:szCs w:val="28"/>
+          <w:lang w:val="en-US"/>
+        </w:rPr>
+        <w:t>ssh</w:t>
+      </w:r>
+      <w:r>
+        <w:rPr>
+          <w:rFonts w:ascii="Times New Roman" w:hAnsi="Times New Roman" w:cs="Times New Roman"/>
+          <w:sz w:val="28"/>
+          <w:szCs w:val="28"/>
+        </w:rPr>
+        <w:t>.</w:t>
+      </w:r>
+      <w:r>
+        <w:rPr>
+          <w:rFonts w:ascii="Times New Roman" w:hAnsi="Times New Roman" w:cs="Times New Roman"/>
+          <w:sz w:val="28"/>
+          <w:szCs w:val="28"/>
+        </w:rPr>
+        <w:drawing>
+          <wp:inline distT="0" distB="0" distL="0" distR="0" wp14:anchorId="777116B5" wp14:editId="0803DEF7">
+            <wp:extent cx="6874716" cy="2402995"/>
+            <wp:effectExtent l="0" t="0" r="2540" b="0"/>
+            <wp:docPr id="432738868" name="Рисунок 1" descr="Изображение выглядит как текст, снимок экрана, Шрифт&#10;&#10;Содержимое, созданное искусственным интеллектом, может быть неверным."/>
+            <wp:cNvGraphicFramePr>
+              <a:graphicFrameLocks xmlns:a="http://schemas.openxmlformats.org/drawingml/2006/main" noChangeAspect="1"/>
+            </wp:cNvGraphicFramePr>
+            <a:graphic xmlns:a="http://schemas.openxmlformats.org/drawingml/2006/main">
+              <a:graphicData uri="http://schemas.openxmlformats.org/drawingml/2006/picture">
+                <pic:pic xmlns:pic="http://schemas.openxmlformats.org/drawingml/2006/picture">
+                  <pic:nvPicPr>
+                    <pic:cNvPr id="432738868" name="Рисунок 1" descr="Изображение выглядит как текст, снимок экрана, Шрифт&#10;&#10;Содержимое, созданное искусственным интеллектом, может быть неверным."/>
+                    <pic:cNvPicPr/>
+                  </pic:nvPicPr>
+                  <pic:blipFill>
+                    <a:blip r:embed="rId15"/>
+                    <a:stretch>
+                      <a:fillRect/>
+                    </a:stretch>
+                  </pic:blipFill>
+                  <pic:spPr>
+                    <a:xfrm>
+                      <a:off x="0" y="0"/>
+                      <a:ext cx="6891533" cy="2408873"/>
+                    </a:xfrm>
+                    <a:prstGeom prst="rect">
+                      <a:avLst/>
+                    </a:prstGeom>
+                  </pic:spPr>
+                </pic:pic>
+              </a:graphicData>
+            </a:graphic>
+          </wp:inline>
+        </w:drawing>
+      </w:r>
+      <w:r>
+        <w:rPr>
+          <w:rFonts w:ascii="Times New Roman" w:hAnsi="Times New Roman" w:cs="Times New Roman"/>
+          <w:sz w:val="28"/>
+          <w:szCs w:val="28"/>
+        </w:rPr>
+        <w:t xml:space="preserve">На одноплатном компьютере можно увидеть, что файл передался. </w:t>
+      </w:r>
+      <w:r>
+        <w:rPr>
+          <w:rFonts w:ascii="Times New Roman" w:hAnsi="Times New Roman" w:cs="Times New Roman"/>
+          <w:sz w:val="28"/>
+          <w:szCs w:val="28"/>
+        </w:rPr>
+        <w:drawing>
+          <wp:inline distT="0" distB="0" distL="0" distR="0" wp14:anchorId="724A50C6" wp14:editId="19522CCA">
+            <wp:extent cx="3372321" cy="1590897"/>
+            <wp:effectExtent l="0" t="0" r="0" b="9525"/>
+            <wp:docPr id="444408337" name="Рисунок 1" descr="Изображение выглядит как текст, Шрифт, снимок экрана, число&#10;&#10;Содержимое, созданное искусственным интеллектом, может быть неверным."/>
+            <wp:cNvGraphicFramePr>
+              <a:graphicFrameLocks xmlns:a="http://schemas.openxmlformats.org/drawingml/2006/main" noChangeAspect="1"/>
+            </wp:cNvGraphicFramePr>
+            <a:graphic xmlns:a="http://schemas.openxmlformats.org/drawingml/2006/main">
+              <a:graphicData uri="http://schemas.openxmlformats.org/drawingml/2006/picture">
+                <pic:pic xmlns:pic="http://schemas.openxmlformats.org/drawingml/2006/picture">
+                  <pic:nvPicPr>
+                    <pic:cNvPr id="444408337" name="Рисунок 1" descr="Изображение выглядит как текст, Шрифт, снимок экрана, число&#10;&#10;Содержимое, созданное искусственным интеллектом, может быть неверным."/>
+                    <pic:cNvPicPr/>
+                  </pic:nvPicPr>
+                  <pic:blipFill>
+                    <a:blip r:embed="rId16"/>
+                    <a:stretch>
+                      <a:fillRect/>
+                    </a:stretch>
+                  </pic:blipFill>
+                  <pic:spPr>
+                    <a:xfrm>
+                      <a:off x="0" y="0"/>
+                      <a:ext cx="3372321" cy="1590897"/>
+                    </a:xfrm>
+                    <a:prstGeom prst="rect">
+                      <a:avLst/>
+                    </a:prstGeom>
+                  </pic:spPr>
+                </pic:pic>
+              </a:graphicData>
+            </a:graphic>
+          </wp:inline>
+        </w:drawing>
+      </w:r>
+      <w:r>
+        <w:rPr>
+          <w:rFonts w:ascii="Times New Roman" w:hAnsi="Times New Roman" w:cs="Times New Roman"/>
+          <w:sz w:val="28"/>
+          <w:szCs w:val="28"/>
+        </w:rPr>
+        <w:t xml:space="preserve"> Теперь его можно запустить. </w:t>
+      </w:r>
+      <w:r>
+        <w:rPr>
+          <w:rFonts w:ascii="Times New Roman" w:hAnsi="Times New Roman" w:cs="Times New Roman"/>
+          <w:sz w:val="28"/>
+          <w:szCs w:val="28"/>
+        </w:rPr>
+        <w:drawing>
+          <wp:inline distT="0" distB="0" distL="0" distR="0" wp14:anchorId="4A3F4267" wp14:editId="66109BB4">
+            <wp:extent cx="5572903" cy="2829320"/>
+            <wp:effectExtent l="0" t="0" r="8890" b="9525"/>
+            <wp:docPr id="461004598" name="Рисунок 1" descr="Изображение выглядит как текст, снимок экрана, Шрифт&#10;&#10;Содержимое, созданное искусственным интеллектом, может быть неверным."/>
+            <wp:cNvGraphicFramePr>
+              <a:graphicFrameLocks xmlns:a="http://schemas.openxmlformats.org/drawingml/2006/main" noChangeAspect="1"/>
+            </wp:cNvGraphicFramePr>
+            <a:graphic xmlns:a="http://schemas.openxmlformats.org/drawingml/2006/main">
+              <a:graphicData uri="http://schemas.openxmlformats.org/drawingml/2006/picture">
+                <pic:pic xmlns:pic="http://schemas.openxmlformats.org/drawingml/2006/picture">
+                  <pic:nvPicPr>
+                    <pic:cNvPr id="461004598" name="Рисунок 1" descr="Изображение выглядит как текст, снимок экрана, Шрифт&#10;&#10;Содержимое, созданное искусственным интеллектом, может быть неверным."/>
+                    <pic:cNvPicPr/>
+                  </pic:nvPicPr>
+                  <pic:blipFill>
+                    <a:blip r:embed="rId17"/>
+                    <a:stretch>
+                      <a:fillRect/>
+                    </a:stretch>
+                  </pic:blipFill>
+                  <pic:spPr>
+                    <a:xfrm>
+                      <a:off x="0" y="0"/>
+                      <a:ext cx="5572903" cy="2829320"/>
+                    </a:xfrm>
+                    <a:prstGeom prst="rect">
+                      <a:avLst/>
+                    </a:prstGeom>
+                  </pic:spPr>
+                </pic:pic>
+              </a:graphicData>
+            </a:graphic>
+          </wp:inline>
+        </w:drawing>
+      </w:r>
+      <w:r>
+        <w:rPr>
+          <w:rFonts w:ascii="Times New Roman" w:hAnsi="Times New Roman" w:cs="Times New Roman"/>
+          <w:sz w:val="28"/>
+          <w:szCs w:val="28"/>
+        </w:rPr>
+        <w:t xml:space="preserve"> Программа успешно выполнена.</w:t>
+      </w:r>
+    </w:p>
+    <w:p>
+      <w:pPr>
+        <w:ind w:right="424"/>
+        <w:rPr>
+          <w:rFonts w:ascii="Times New Roman" w:hAnsi="Times New Roman" w:cs="Times New Roman"/>
+          <w:sz w:val="28"/>
+          <w:szCs w:val="28"/>
+        </w:rPr>
+      </w:pPr>
+    </w:p>
+    <w:p>
+      <w:pPr>
+        <w:ind w:right="424"/>
+        <w:rPr>
+          <w:rFonts w:ascii="Times New Roman" w:hAnsi="Times New Roman" w:cs="Times New Roman"/>
+          <w:sz w:val="28"/>
+          <w:szCs w:val="28"/>
+        </w:rPr>
+      </w:pPr>
+      <w:r>
+        <w:rPr>
+          <w:rFonts w:ascii="Times New Roman" w:hAnsi="Times New Roman" w:cs="Times New Roman"/>
+          <w:b/>
+          <w:bCs/>
+          <w:sz w:val="28"/>
+          <w:szCs w:val="28"/>
+        </w:rPr>
+        <w:t>Вывод</w:t>
+      </w:r>
+      <w:r>
+        <w:rPr>
+          <w:rFonts w:ascii="Times New Roman" w:hAnsi="Times New Roman" w:cs="Times New Roman"/>
+          <w:sz w:val="28"/>
+          <w:szCs w:val="28"/>
+        </w:rPr>
+        <w:t>: в ходе лабораторной работы получилось н</w:t>
+      </w:r>
+      <w:r>
+        <w:rPr>
+          <w:rFonts w:ascii="Times New Roman" w:hAnsi="Times New Roman" w:cs="Times New Roman"/>
+          <w:sz w:val="28"/>
+          <w:szCs w:val="28"/>
+        </w:rPr>
+        <w:t>аучиться собирать программы для RISC-V на x86_64 машине</w:t>
+      </w:r>
+      <w:r>
+        <w:rPr>
+          <w:rFonts w:ascii="Times New Roman" w:hAnsi="Times New Roman" w:cs="Times New Roman"/>
+          <w:sz w:val="28"/>
+          <w:szCs w:val="28"/>
+        </w:rPr>
+        <w:t>.</w:t>
+      </w:r>
+      <w:r>
+        <w:rPr>
+          <w:rFonts w:ascii="Times New Roman" w:hAnsi="Times New Roman" w:cs="Times New Roman"/>
+          <w:sz w:val="28"/>
+          <w:szCs w:val="28"/>
+        </w:rPr>
+        <w:t xml:space="preserve"> Результатом является программа, полностью созданная на </w:t>
+      </w:r>
+      <w:r>
+        <w:rPr>
+          <w:rFonts w:ascii="Times New Roman" w:hAnsi="Times New Roman" w:cs="Times New Roman"/>
+          <w:sz w:val="28"/>
+          <w:szCs w:val="28"/>
+          <w:lang w:val="en-US"/>
+        </w:rPr>
+        <w:t>x</w:t>
+      </w:r>
+      <w:r>
+        <w:rPr>
+          <w:rFonts w:ascii="Times New Roman" w:hAnsi="Times New Roman" w:cs="Times New Roman"/>
+          <w:sz w:val="28"/>
+          <w:szCs w:val="28"/>
+        </w:rPr>
+        <w:t xml:space="preserve">86_64 </w:t>
+      </w:r>
+      <w:r>
+        <w:rPr>
+          <w:rFonts w:ascii="Times New Roman" w:hAnsi="Times New Roman" w:cs="Times New Roman"/>
+          <w:sz w:val="28"/>
+          <w:szCs w:val="28"/>
+        </w:rPr>
+        <w:t xml:space="preserve">машине, которая может исполняться на </w:t>
+      </w:r>
+      <w:r>
+        <w:rPr>
+          <w:rFonts w:ascii="Times New Roman" w:hAnsi="Times New Roman" w:cs="Times New Roman"/>
+          <w:sz w:val="28"/>
+          <w:szCs w:val="28"/>
+          <w:lang w:val="en-US"/>
+        </w:rPr>
+        <w:t>risc</w:t>
+      </w:r>
+      <w:r>
+        <w:rPr>
+          <w:rFonts w:ascii="Times New Roman" w:hAnsi="Times New Roman" w:cs="Times New Roman"/>
+          <w:sz w:val="28"/>
+          <w:szCs w:val="28"/>
+        </w:rPr>
+        <w:t>-</w:t>
+      </w:r>
+      <w:r>
+        <w:rPr>
+          <w:rFonts w:ascii="Times New Roman" w:hAnsi="Times New Roman" w:cs="Times New Roman"/>
+          <w:sz w:val="28"/>
+          <w:szCs w:val="28"/>
+          <w:lang w:val="en-US"/>
+        </w:rPr>
+        <w:t>v</w:t>
+      </w:r>
+      <w:r>
+        <w:rPr>
+          <w:rFonts w:ascii="Times New Roman" w:hAnsi="Times New Roman" w:cs="Times New Roman"/>
+          <w:sz w:val="28"/>
+          <w:szCs w:val="28"/>
+        </w:rPr>
+        <w:t xml:space="preserve"> </w:t>
+      </w:r>
+      <w:r>
+        <w:rPr>
+          <w:rFonts w:ascii="Times New Roman" w:hAnsi="Times New Roman" w:cs="Times New Roman"/>
+          <w:sz w:val="28"/>
+          <w:szCs w:val="28"/>
+        </w:rPr>
+        <w:t>машине.</w:t>
       </w:r>
     </w:p>
     <w:p>
@@ -5167,6 +5878,7 @@
   <w:style w:type="character" w:default="1" w:styleId="a0">
     <w:name w:val="Default Paragraph Font"/>
     <w:uiPriority w:val="1"/>
+    <w:semiHidden/>
     <w:unhideWhenUsed/>
   </w:style>
   <w:style w:type="table" w:default="1" w:styleId="a1">
